--- a/docs/CASPAR Adaptive RT-PCR User Guide.docx
+++ b/docs/CASPAR Adaptive RT-PCR User Guide.docx
@@ -499,21 +499,14 @@
           <w:sz w:val="28"/>
           <w:szCs w:val="28"/>
         </w:rPr>
-        <w:t>Last Updated: 9/</w:t>
-      </w:r>
-      <w:r>
-        <w:rPr>
-          <w:sz w:val="28"/>
-          <w:szCs w:val="28"/>
-        </w:rPr>
-        <w:t>2</w:t>
-      </w:r>
-      <w:r>
-        <w:rPr>
-          <w:sz w:val="28"/>
-          <w:szCs w:val="28"/>
-        </w:rPr>
-        <w:t>1</w:t>
+        <w:t xml:space="preserve">Last Updated: </w:t>
+      </w:r>
+      <w:r>
+        <w:rPr>
+          <w:sz w:val="28"/>
+          <w:szCs w:val="28"/>
+        </w:rPr>
+        <w:t>10/02</w:t>
       </w:r>
       <w:r>
         <w:rPr>
@@ -1639,28 +1632,119 @@
           <w:sz w:val="28"/>
           <w:szCs w:val="28"/>
         </w:rPr>
-        <w:t xml:space="preserve">Adaptive PCR Hardware and Software. </w:t>
-      </w:r>
-      <w:r>
-        <w:rPr>
-          <w:sz w:val="28"/>
-          <w:szCs w:val="28"/>
-        </w:rPr>
-        <w:t xml:space="preserve">The main software and server files are located on the Raspberry Pi inside of the instrument. The computer mainly contains functionality to access and use the User Interface. </w:t>
-      </w:r>
-      <w:r>
-        <w:rPr>
-          <w:sz w:val="28"/>
-          <w:szCs w:val="28"/>
-        </w:rPr>
-        <w:t>Typically, it can be launched from a Desktop shortcut</w:t>
-      </w:r>
-      <w:r>
-        <w:rPr>
-          <w:sz w:val="28"/>
-          <w:szCs w:val="28"/>
-        </w:rPr>
-        <w:t>(s).</w:t>
+        <w:t xml:space="preserve">Adaptive </w:t>
+      </w:r>
+      <w:r>
+        <w:rPr>
+          <w:sz w:val="28"/>
+          <w:szCs w:val="28"/>
+        </w:rPr>
+        <w:t>RT-</w:t>
+      </w:r>
+      <w:r>
+        <w:rPr>
+          <w:sz w:val="28"/>
+          <w:szCs w:val="28"/>
+        </w:rPr>
+        <w:t xml:space="preserve">PCR </w:t>
+      </w:r>
+      <w:r>
+        <w:rPr>
+          <w:sz w:val="28"/>
+          <w:szCs w:val="28"/>
+        </w:rPr>
+        <w:t>h</w:t>
+      </w:r>
+      <w:r>
+        <w:rPr>
+          <w:sz w:val="28"/>
+          <w:szCs w:val="28"/>
+        </w:rPr>
+        <w:t xml:space="preserve">ardware and </w:t>
+      </w:r>
+      <w:r>
+        <w:rPr>
+          <w:sz w:val="28"/>
+          <w:szCs w:val="28"/>
+        </w:rPr>
+        <w:t>s</w:t>
+      </w:r>
+      <w:r>
+        <w:rPr>
+          <w:sz w:val="28"/>
+          <w:szCs w:val="28"/>
+        </w:rPr>
+        <w:t xml:space="preserve">oftware. </w:t>
+      </w:r>
+      <w:r>
+        <w:rPr>
+          <w:sz w:val="28"/>
+          <w:szCs w:val="28"/>
+        </w:rPr>
+        <w:t xml:space="preserve">The main software and server files are located on the Raspberry Pi inside of the instrument. The </w:t>
+      </w:r>
+      <w:r>
+        <w:rPr>
+          <w:sz w:val="28"/>
+          <w:szCs w:val="28"/>
+        </w:rPr>
+        <w:t>provided Chromebook</w:t>
+      </w:r>
+      <w:r>
+        <w:rPr>
+          <w:sz w:val="28"/>
+          <w:szCs w:val="28"/>
+        </w:rPr>
+        <w:t xml:space="preserve"> mainly contains functionality to access and use the User Interface</w:t>
+      </w:r>
+      <w:r>
+        <w:rPr>
+          <w:sz w:val="28"/>
+          <w:szCs w:val="28"/>
+        </w:rPr>
+        <w:t xml:space="preserve"> for the PCR</w:t>
+      </w:r>
+      <w:r>
+        <w:rPr>
+          <w:sz w:val="28"/>
+          <w:szCs w:val="28"/>
+        </w:rPr>
+        <w:t xml:space="preserve">. </w:t>
+      </w:r>
+      <w:r>
+        <w:rPr>
+          <w:sz w:val="28"/>
+          <w:szCs w:val="28"/>
+        </w:rPr>
+        <w:t>Typically, it can be</w:t>
+      </w:r>
+      <w:r>
+        <w:rPr>
+          <w:sz w:val="28"/>
+          <w:szCs w:val="28"/>
+        </w:rPr>
+        <w:t xml:space="preserve"> </w:t>
+      </w:r>
+      <w:r>
+        <w:rPr>
+          <w:sz w:val="28"/>
+          <w:szCs w:val="28"/>
+        </w:rPr>
+        <w:t xml:space="preserve">launched from </w:t>
+      </w:r>
+      <w:r>
+        <w:rPr>
+          <w:sz w:val="28"/>
+          <w:szCs w:val="28"/>
+        </w:rPr>
+        <w:t xml:space="preserve">a </w:t>
+      </w:r>
+      <w:r>
+        <w:rPr>
+          <w:sz w:val="28"/>
+          <w:szCs w:val="28"/>
+        </w:rPr>
+        <w:t>Desktop shortcut(s).</w:t>
       </w:r>
       <w:r>
         <w:t xml:space="preserve"> </w:t>
@@ -1850,15 +1934,7 @@
           <w:color w:val="44536A"/>
           <w:sz w:val="18"/>
         </w:rPr>
-        <w:t>software</w:t>
-      </w:r>
-      <w:r>
-        <w:rPr>
-          <w:i/>
-          <w:color w:val="44536A"/>
-          <w:sz w:val="18"/>
-        </w:rPr>
-        <w:t xml:space="preserve"> is</w:t>
+        <w:t>software is</w:t>
       </w:r>
       <w:r>
         <w:rPr>
@@ -3262,32 +3338,50 @@
         <w:rPr>
           <w:sz w:val="28"/>
         </w:rPr>
-        <w:t>The</w:t>
-      </w:r>
-      <w:r>
-        <w:rPr>
-          <w:spacing w:val="-2"/>
-          <w:sz w:val="28"/>
-        </w:rPr>
-        <w:t xml:space="preserve"> </w:t>
-      </w:r>
-      <w:r>
-        <w:rPr>
-          <w:sz w:val="28"/>
-        </w:rPr>
-        <w:t xml:space="preserve">software stays </w:t>
-      </w:r>
-      <w:r>
-        <w:rPr>
-          <w:sz w:val="28"/>
-        </w:rPr>
-        <w:t>running,</w:t>
-      </w:r>
-      <w:r>
-        <w:rPr>
-          <w:sz w:val="28"/>
-        </w:rPr>
-        <w:t xml:space="preserve"> and a new tube can be put in and tested.</w:t>
+        <w:t>When you press this button, th</w:t>
+      </w:r>
+      <w:r>
+        <w:rPr>
+          <w:sz w:val="28"/>
+        </w:rPr>
+        <w:t>e</w:t>
+      </w:r>
+      <w:r>
+        <w:rPr>
+          <w:spacing w:val="-2"/>
+          <w:sz w:val="28"/>
+        </w:rPr>
+        <w:t xml:space="preserve"> </w:t>
+      </w:r>
+      <w:r>
+        <w:rPr>
+          <w:sz w:val="28"/>
+        </w:rPr>
+        <w:t xml:space="preserve">software </w:t>
+      </w:r>
+      <w:r>
+        <w:rPr>
+          <w:sz w:val="28"/>
+        </w:rPr>
+        <w:t>will stay</w:t>
+      </w:r>
+      <w:r>
+        <w:rPr>
+          <w:sz w:val="28"/>
+        </w:rPr>
+        <w:t xml:space="preserve"> </w:t>
+      </w:r>
+      <w:r>
+        <w:rPr>
+          <w:sz w:val="28"/>
+        </w:rPr>
+        <w:t>running</w:t>
+      </w:r>
+      <w:r>
+        <w:rPr>
+          <w:sz w:val="28"/>
+        </w:rPr>
+        <w:t>.</w:t>
       </w:r>
     </w:p>
     <w:p>
@@ -4811,33 +4905,19 @@
           <w:spacing w:val="-2"/>
           <w:u w:val="single"/>
         </w:rPr>
-        <w:t xml:space="preserve">If the UI is </w:t>
-      </w:r>
-      <w:r>
-        <w:rPr>
-          <w:spacing w:val="-2"/>
-          <w:u w:val="single"/>
-        </w:rPr>
-        <w:t xml:space="preserve">ever </w:t>
-      </w:r>
-      <w:r>
-        <w:rPr>
-          <w:spacing w:val="-2"/>
-          <w:u w:val="single"/>
-        </w:rPr>
-        <w:t>not displaying correctly</w:t>
-      </w:r>
-      <w:r>
-        <w:rPr>
-          <w:spacing w:val="-2"/>
-        </w:rPr>
-        <w:t xml:space="preserve">, ensure that </w:t>
-      </w:r>
-      <w:r>
-        <w:rPr>
-          <w:spacing w:val="-2"/>
-        </w:rPr>
-        <w:t>the webpage is in full screen</w:t>
+        <w:t>If the UI is ever not displaying correctly</w:t>
+      </w:r>
+      <w:r>
+        <w:rPr>
+          <w:spacing w:val="-2"/>
+        </w:rPr>
+        <w:t>, ensure that the webpage is in full screen</w:t>
+      </w:r>
+      <w:r>
+        <w:rPr>
+          <w:spacing w:val="-2"/>
+        </w:rPr>
+        <w:t xml:space="preserve"> or refresh</w:t>
       </w:r>
       <w:r>
         <w:rPr>
@@ -6473,20 +6553,6 @@
         </w:rPr>
         <w:t xml:space="preserve"> information is currently being shown.</w:t>
       </w:r>
-      <w:r>
-        <w:rPr>
-          <w:sz w:val="28"/>
-          <w:szCs w:val="28"/>
-        </w:rPr>
-        <w:t xml:space="preserve"> </w:t>
-      </w:r>
-      <w:r>
-        <w:rPr>
-          <w:sz w:val="28"/>
-          <w:szCs w:val="28"/>
-        </w:rPr>
-        <w:t xml:space="preserve"> </w:t>
-      </w:r>
     </w:p>
     <w:p>
       <w:pPr>
@@ -6846,7 +6912,13 @@
         <w:ind w:left="140" w:right="176" w:firstLine="580"/>
       </w:pPr>
       <w:r>
-        <w:t>The main software and server files are located on the Raspberry Pi inside of the instrument. The computer mainly contains functionality to access and use the User Interface. To do so, first ensure the computer is connected to the Wi-Fi network CASPAR-01. Click on the Desktop Shortcut(s) to access the user interface. Clicking on the shortcut should bring the user to the webpage, called CASPAR, to run the PCR.</w:t>
+        <w:t xml:space="preserve">The main software and server files are located on the Raspberry Pi inside of the instrument. The </w:t>
+      </w:r>
+      <w:r>
+        <w:t>Chromebook provided</w:t>
+      </w:r>
+      <w:r>
+        <w:t xml:space="preserve"> mainly contains functionality to access and use the User Interface. To do so, first ensure the computer is connected to the Wi-Fi network CASPAR-01. Click on the Desktop Shortcut(s) to access the user interface. Clicking on the shortcut should bring the user to the webpage, called CASPAR, to run the PCR.</w:t>
       </w:r>
       <w:r>
         <w:t xml:space="preserve"> </w:t>
@@ -7395,7 +7467,13 @@
         <w:t>power switch is on the ON setting</w:t>
       </w:r>
       <w:r>
-        <w:t>, if the computer is connected to the instrument’s Wi-Fi network</w:t>
+        <w:t>,</w:t>
+      </w:r>
+      <w:r>
+        <w:t xml:space="preserve"> and</w:t>
+      </w:r>
+      <w:r>
+        <w:t xml:space="preserve"> if the computer is connected to the instrument’s Wi-Fi network</w:t>
       </w:r>
       <w:r>
         <w:t>.</w:t>
